--- a/doctorado/04-docx/Revision-Correo-Direccion-Tesis.docx
+++ b/doctorado/04-docx/Revision-Correo-Direccion-Tesis.docx
@@ -1104,7 +1104,27 @@
           <w:color w:val="1C1E2E"/>
           <w:sz w:val="22"/>
         </w:rPr>
-        <w:t>MLLDE (*Multimodal Language Learning Design &amp; Evaluation*)</w:t>
+        <w:t>MLLDE (</w:t>
+      </w:r>
+      <w:r>
+        <w:rPr>
+          <w:rFonts w:ascii="Inter" w:hAnsi="Inter" w:cs="Inter"/>
+          <w:b/>
+          <w:i/>
+          <w:color w:val="1C1E2E"/>
+          <w:sz w:val="22"/>
+        </w:rPr>
+        <w:t>Multimodal Language Learning Design &amp; Evaluation</w:t>
+      </w:r>
+      <w:r>
+        <w:rPr>
+          <w:rFonts w:ascii="Inter" w:hAnsi="Inter" w:cs="Inter"/>
+          <w:b/>
+          <w:i w:val="0"/>
+          <w:color w:val="1C1E2E"/>
+          <w:sz w:val="22"/>
+        </w:rPr>
+        <w:t>)</w:t>
       </w:r>
       <w:r>
         <w:rPr>
